--- a/Final_Internship_Report.docx
+++ b/Final_Internship_Report.docx
@@ -542,15 +542,24 @@
     <w:p>
       <w:pPr>
         <w:pStyle w:val="BodyText"/>
-        <w:spacing w:before="193"/>
-        <w:rPr>
-          <w:sz w:val="28"/>
-        </w:rPr>
-      </w:pPr>
+        <w:spacing w:before="110"/>
+        <w:ind w:left="100"/>
+      </w:pPr>
+      <w:r>
+        <w:rPr/>
+        <w:t>Report Link : https://github.com/Sabh1-23/open-learning-</w:t>
+      </w:r>
+      <w:r>
+        <w:rPr>
+          <w:spacing w:val="-2"/>
+        </w:rPr>
+        <w:t>porta/blob/main/Final_Internship_Report.docx</w:t>
+      </w:r>
     </w:p>
     <w:p>
       <w:pPr>
         <w:pStyle w:val="Heading1"/>
+        <w:spacing w:before="175"/>
       </w:pPr>
       <w:r>
         <w:rPr>
